--- a/briefings/线口监测午报-2026-08-28.docx
+++ b/briefings/线口监测午报-2026-08-28.docx
@@ -22,7 +22,7 @@
           <w:color w:val="888888"/>
           <w:sz w:val="18"/>
         </w:rPr>
-        <w:t>监测窗口:近48小时 | 生成时间:2026-08-28 14:22</w:t>
+        <w:t>监测窗口:近48小时 | 生成时间:2026-08-28 15:01</w:t>
       </w:r>
     </w:p>
     <w:p>
@@ -172,7 +172,7 @@
           <w:color w:val="888888"/>
           <w:sz w:val="24"/>
         </w:rPr>
-        <w:t>Please stop flooding our projects with AI slop to furnish your CV</w:t>
+        <w:t>Stripe said to abandon $50B pursuit of PayPal</w:t>
       </w:r>
     </w:p>
     <w:p>
@@ -182,7 +182,7 @@
           <w:color w:val="888888"/>
           <w:sz w:val="18"/>
         </w:rPr>
-        <w:t>来源:Hacker News | 时间:08-28 11:49</w:t>
+        <w:t>来源:Hacker News | 时间:08-28 09:57</w:t>
       </w:r>
     </w:p>
     <w:p>
@@ -199,7 +199,7 @@
             <w:color w:val="0563C1"/>
             <w:u w:val="single"/>
           </w:rPr>
-          <w:t>Please stop flooding our projects with AI slop to furnish your CV</w:t>
+          <w:t>Stripe said to abandon $50B pursuit of PayPal</w:t>
         </w:r>
       </w:hyperlink>
     </w:p>
@@ -223,7 +223,7 @@
           <w:color w:val="888888"/>
           <w:sz w:val="24"/>
         </w:rPr>
-        <w:t>谷歌推出《Pokémon Sleep》联名款 Fitbit Air 活动追踪器</w:t>
+        <w:t>AI Engineer Notebooks – free, framework-free RAG/agents/evals on Colab</w:t>
       </w:r>
     </w:p>
     <w:p>
@@ -233,7 +233,7 @@
           <w:color w:val="888888"/>
           <w:sz w:val="18"/>
         </w:rPr>
-        <w:t>来源:IT之家 | 时间:08-28 10:21</w:t>
+        <w:t>来源:Hacker News | 时间:08-28 05:46</w:t>
       </w:r>
     </w:p>
     <w:p>
@@ -250,58 +250,7 @@
             <w:color w:val="0563C1"/>
             <w:u w:val="single"/>
           </w:rPr>
-          <w:t>谷歌推出《Pokémon Sleep》联名款 Fitbit Air 活动追踪器</w:t>
-        </w:r>
-      </w:hyperlink>
-    </w:p>
-    <w:p>
-      <w:pPr>
-        <w:pStyle w:val="Heading3"/>
-      </w:pPr>
-      <w:r>
-        <w:rPr>
-          <w:rFonts w:ascii="Times New Roman" w:hAnsi="Times New Roman" w:eastAsia="黑体"/>
-          <w:b w:val="0"/>
-          <w:color w:val="888888"/>
-          <w:sz w:val="24"/>
-        </w:rPr>
-        <w:t>【C级·参考】</w:t>
-      </w:r>
-      <w:r>
-        <w:rPr>
-          <w:rFonts w:ascii="Times New Roman" w:hAnsi="Times New Roman" w:eastAsia="黑体"/>
-          <w:b w:val="0"/>
-          <w:color w:val="888888"/>
-          <w:sz w:val="24"/>
-        </w:rPr>
-        <w:t>Stripe said to abandon $50B pursuit of PayPal</w:t>
-      </w:r>
-    </w:p>
-    <w:p>
-      <w:r>
-        <w:rPr>
-          <w:rFonts w:ascii="Times New Roman" w:hAnsi="Times New Roman" w:eastAsia="宋体"/>
-          <w:color w:val="888888"/>
-          <w:sz w:val="18"/>
-        </w:rPr>
-        <w:t>来源:Hacker News | 时间:08-28 09:57</w:t>
-      </w:r>
-    </w:p>
-    <w:p>
-      <w:r>
-        <w:rPr>
-          <w:rFonts w:ascii="Times New Roman" w:hAnsi="Times New Roman" w:eastAsia="宋体"/>
-          <w:sz w:val="18"/>
-        </w:rPr>
-        <w:t>链接:</w:t>
-      </w:r>
-      <w:hyperlink r:id="rId13">
-        <w:r>
-          <w:rPr>
-            <w:color w:val="0563C1"/>
-            <w:u w:val="single"/>
-          </w:rPr>
-          <w:t>Stripe said to abandon $50B pursuit of PayPal</w:t>
+          <w:t>AI Engineer Notebooks – free, framework-free RAG/agents/evals on Colab</w:t>
         </w:r>
       </w:hyperlink>
     </w:p>
@@ -346,7 +295,7 @@
         </w:rPr>
         <w:t>链接:</w:t>
       </w:r>
-      <w:hyperlink r:id="rId14">
+      <w:hyperlink r:id="rId13">
         <w:r>
           <w:rPr>
             <w:color w:val="0563C1"/>
@@ -397,7 +346,7 @@
         </w:rPr>
         <w:t>链接:</w:t>
       </w:r>
-      <w:hyperlink r:id="rId15">
+      <w:hyperlink r:id="rId14">
         <w:r>
           <w:rPr>
             <w:color w:val="0563C1"/>
@@ -448,7 +397,7 @@
         </w:rPr>
         <w:t>链接:</w:t>
       </w:r>
-      <w:hyperlink r:id="rId16">
+      <w:hyperlink r:id="rId15">
         <w:r>
           <w:rPr>
             <w:color w:val="0563C1"/>
@@ -499,7 +448,7 @@
         </w:rPr>
         <w:t>链接:</w:t>
       </w:r>
-      <w:hyperlink r:id="rId17">
+      <w:hyperlink r:id="rId16">
         <w:r>
           <w:rPr>
             <w:color w:val="0563C1"/>
@@ -550,7 +499,7 @@
         </w:rPr>
         <w:t>链接:</w:t>
       </w:r>
-      <w:hyperlink r:id="rId18">
+      <w:hyperlink r:id="rId17">
         <w:r>
           <w:rPr>
             <w:color w:val="0563C1"/>
@@ -601,7 +550,7 @@
         </w:rPr>
         <w:t>链接:</w:t>
       </w:r>
-      <w:hyperlink r:id="rId19">
+      <w:hyperlink r:id="rId18">
         <w:r>
           <w:rPr>
             <w:color w:val="0563C1"/>
@@ -652,7 +601,7 @@
         </w:rPr>
         <w:t>链接:</w:t>
       </w:r>
-      <w:hyperlink r:id="rId20">
+      <w:hyperlink r:id="rId19">
         <w:r>
           <w:rPr>
             <w:color w:val="0563C1"/>
@@ -703,7 +652,7 @@
         </w:rPr>
         <w:t>链接:</w:t>
       </w:r>
-      <w:hyperlink r:id="rId21">
+      <w:hyperlink r:id="rId20">
         <w:r>
           <w:rPr>
             <w:color w:val="0563C1"/>
@@ -766,7 +715,7 @@
         </w:rPr>
         <w:t>链接:</w:t>
       </w:r>
-      <w:hyperlink r:id="rId22">
+      <w:hyperlink r:id="rId21">
         <w:r>
           <w:rPr>
             <w:color w:val="0563C1"/>
@@ -789,9 +738,55 @@
       </w:r>
     </w:p>
     <w:p>
+      <w:pPr>
+        <w:pStyle w:val="Heading3"/>
+      </w:pPr>
       <w:r>
-        <w:t>本线口暂无重要更新</w:t>
+        <w:rPr>
+          <w:rFonts w:ascii="Times New Roman" w:hAnsi="Times New Roman" w:eastAsia="黑体"/>
+          <w:b w:val="0"/>
+          <w:color w:val="888888"/>
+          <w:sz w:val="24"/>
+        </w:rPr>
+        <w:t>【C级·参考】</w:t>
       </w:r>
+      <w:r>
+        <w:rPr>
+          <w:rFonts w:ascii="Times New Roman" w:hAnsi="Times New Roman" w:eastAsia="黑体"/>
+          <w:b w:val="0"/>
+          <w:color w:val="888888"/>
+          <w:sz w:val="24"/>
+        </w:rPr>
+        <w:t>香港运输署公布网约车服务牌照申请要求，Uber 优步、滴滴准备申请</w:t>
+      </w:r>
+    </w:p>
+    <w:p>
+      <w:r>
+        <w:rPr>
+          <w:rFonts w:ascii="Times New Roman" w:hAnsi="Times New Roman" w:eastAsia="宋体"/>
+          <w:color w:val="888888"/>
+          <w:sz w:val="18"/>
+        </w:rPr>
+        <w:t>来源:IT之家 | 时间:08-28 14:48</w:t>
+      </w:r>
+    </w:p>
+    <w:p>
+      <w:r>
+        <w:rPr>
+          <w:rFonts w:ascii="Times New Roman" w:hAnsi="Times New Roman" w:eastAsia="宋体"/>
+          <w:sz w:val="18"/>
+        </w:rPr>
+        <w:t>链接:</w:t>
+      </w:r>
+      <w:hyperlink r:id="rId22">
+        <w:r>
+          <w:rPr>
+            <w:color w:val="0563C1"/>
+            <w:u w:val="single"/>
+          </w:rPr>
+          <w:t>香港运输署公布网约车服务牌照申请要求，Uber 优步、滴滴准备申请</w:t>
+        </w:r>
+      </w:hyperlink>
     </w:p>
     <w:p>
       <w:pPr>
